--- a/word_reports/LP_0251_위치_721_Nana Mouskouri_Passport.docx
+++ b/word_reports/LP_0251_위치_721_Nana Mouskouri_Passport.docx
@@ -4,7 +4,7 @@
   <w:body>
     <w:p>
       <w:pPr>
-        <w:spacing w:after="280"/>
+        <w:spacing w:after="80"/>
       </w:pPr>
       <w:r>
         <w:rPr w:rFonts="맑은 고딕">
@@ -13,94 +13,47 @@
           <w:color w:val="1E3A8A"/>
           <w:sz w:val="30"/>
         </w:rPr>
-        <w:t>[721] Nana Mouskouri - Passport</w:t>
+        <w:t>Nana Mouskouri (나나 무스쿠리) - Passport</w:t>
       </w:r>
     </w:p>
     <w:p>
       <w:pPr>
-        <w:spacing w:after="320"/>
+        <w:spacing w:after="240"/>
       </w:pPr>
       <w:r>
         <w:rPr w:rFonts="맑은 고딕">
           <w:rFonts w:ascii="맑은 고딕" w:hAnsi="맑은 고딕" w:eastAsia="맑은 고딕"/>
           <w:b/>
-          <w:sz w:val="20"/>
+          <w:color w:val="4B5563"/>
+          <w:sz w:val="22"/>
         </w:rPr>
-        <w:t>■ 위치 : 721</w:t>
-        <w:br/>
-      </w:r>
-      <w:r>
-        <w:rPr w:rFonts="맑은 고딕">
-          <w:rFonts w:ascii="맑은 고딕" w:hAnsi="맑은 고딕" w:eastAsia="맑은 고딕"/>
-          <w:b/>
-          <w:sz w:val="20"/>
-        </w:rPr>
-        <w:t>■ 아티스트 : Nana Mouskouri</w:t>
-        <w:br/>
-      </w:r>
-      <w:r>
-        <w:rPr w:rFonts="맑은 고딕">
-          <w:rFonts w:ascii="맑은 고딕" w:hAnsi="맑은 고딕" w:eastAsia="맑은 고딕"/>
-          <w:b/>
-          <w:sz w:val="20"/>
-        </w:rPr>
-        <w:t>■ 앨범명 : Passport</w:t>
-        <w:br/>
-      </w:r>
-      <w:r>
-        <w:rPr w:rFonts="맑은 고딕">
-          <w:rFonts w:ascii="맑은 고딕" w:hAnsi="맑은 고딕" w:eastAsia="맑은 고딕"/>
-          <w:b w:val="0"/>
-          <w:sz w:val="20"/>
-        </w:rPr>
-        <w:t>■ 음반 레이블 : ** Fontana Records (또는 Philips Records)</w:t>
-        <w:br/>
-      </w:r>
-      <w:r>
-        <w:rPr w:rFonts="맑은 고딕">
-          <w:rFonts w:ascii="맑은 고딕" w:hAnsi="맑은 고딕" w:eastAsia="맑은 고딕"/>
-          <w:b w:val="0"/>
-          <w:sz w:val="20"/>
-        </w:rPr>
-        <w:t>■ 발매년도 : ** 1969</w:t>
-        <w:br/>
-      </w:r>
-      <w:r>
-        <w:rPr w:rFonts="맑은 고딕">
-          <w:rFonts w:ascii="맑은 고딕" w:hAnsi="맑은 고딕" w:eastAsia="맑은 고딕"/>
-          <w:b w:val="0"/>
-          <w:sz w:val="20"/>
-        </w:rPr>
-        <w:t>■ 장르 : ** 보컬 팝 / 포크 / 이지 리스닝 (Vocal Pop / Folk / Easy Listening)</w:t>
-        <w:br/>
-      </w:r>
-      <w:r>
-        <w:rPr w:rFonts="맑은 고딕">
-          <w:rFonts w:ascii="맑은 고딕" w:hAnsi="맑은 고딕" w:eastAsia="맑은 고딕"/>
-          <w:b w:val="0"/>
-          <w:sz w:val="20"/>
-        </w:rPr>
-        <w:t>■ 주요 수록곡 : **</w:t>
-        <w:br/>
+        <w:t>위치 :  721</w:t>
       </w:r>
     </w:p>
     <w:p>
       <w:pPr>
-        <w:spacing w:after="160"/>
+        <w:spacing w:line="324" w:lineRule="auto" w:before="80" w:after="160"/>
       </w:pPr>
       <w:r>
         <w:rPr w:rFonts="맑은 고딕">
           <w:rFonts w:ascii="맑은 고딕" w:hAnsi="맑은 고딕" w:eastAsia="맑은 고딕"/>
           <w:b/>
           <w:color w:val="1F2937"/>
-          <w:sz w:val="24"/>
+          <w:sz w:val="22"/>
         </w:rPr>
-        <w:t>■ 음반 해설 및 감상 가이드</w:t>
+        <w:t xml:space="preserve">[음반 소개] </w:t>
+      </w:r>
+      <w:r>
+        <w:rPr w:rFonts="맑은 고딕">
+          <w:rFonts w:ascii="맑은 고딕" w:hAnsi="맑은 고딕" w:eastAsia="맑은 고딕"/>
+          <w:b w:val="0"/>
+          <w:sz w:val="21"/>
+        </w:rPr>
       </w:r>
     </w:p>
     <w:p>
       <w:pPr>
-        <w:spacing w:line="312" w:lineRule="auto" w:after="120"/>
+        <w:spacing w:line="324" w:lineRule="auto" w:after="120"/>
       </w:pPr>
       <w:r>
         <w:rPr w:rFonts="맑은 고딕">
@@ -108,64 +61,516 @@
           <w:b w:val="0"/>
           <w:sz w:val="21"/>
         </w:rPr>
-        <w:t>**</w:t>
+        <w:t>지중해의 맑고 깊은 푸른빛을 닮은 청아한 음색으로 인류의 보편적 영혼을 위로해 온 나나 무스쿠리의 음악적 정수가 고스란히 담긴 명반입니다. 1976년에 발표된 본작 『Passport』는 국경과 언어의 장벽을 초월하여 음악이라는 가장 숭고한 공용어로 전 세계 애호가들의 심금을 울렸습니다. 클래식의 엄격한 기품과 서정 팝의 친근함이 가장 완벽한 균형을 이루며, 그녀의 수정처럼 맑은 목소리가 빚어내는 아득하고도 찬란한 시간의 기록을 증명합니다.</w:t>
       </w:r>
     </w:p>
     <w:p>
       <w:pPr>
-        <w:spacing w:line="312" w:lineRule="auto" w:after="120"/>
+        <w:spacing w:line="324" w:lineRule="auto" w:before="200" w:after="80"/>
       </w:pPr>
+      <w:r>
+        <w:rPr w:rFonts="맑은 고딕">
+          <w:rFonts w:ascii="맑은 고딕" w:hAnsi="맑은 고딕" w:eastAsia="맑은 고딕"/>
+          <w:b/>
+          <w:color w:val="1E3A8A"/>
+          <w:sz w:val="24"/>
+        </w:rPr>
+        <w:t>1. 음반 데이터</w:t>
+      </w:r>
+    </w:p>
+    <w:p>
+      <w:pPr>
+        <w:spacing w:line="324" w:lineRule="auto" w:after="80"/>
+      </w:pPr>
+      <w:r>
+        <w:rPr w:rFonts="맑은 고딕">
+          <w:rFonts w:ascii="맑은 고딕" w:hAnsi="맑은 고딕" w:eastAsia="맑은 고딕"/>
+          <w:b w:val="0"/>
+          <w:color w:val="6B7280"/>
+          <w:sz w:val="21"/>
+        </w:rPr>
+        <w:t xml:space="preserve">· </w:t>
+      </w:r>
+      <w:r>
+        <w:rPr w:rFonts="맑은 고딕">
+          <w:rFonts w:ascii="맑은 고딕" w:hAnsi="맑은 고딕" w:eastAsia="맑은 고딕"/>
+          <w:b/>
+          <w:color w:val="1F2937"/>
+          <w:sz w:val="21"/>
+        </w:rPr>
+        <w:t xml:space="preserve">앨범명: </w:t>
+      </w:r>
       <w:r>
         <w:rPr w:rFonts="맑은 고딕">
           <w:rFonts w:ascii="맑은 고딕" w:hAnsi="맑은 고딕" w:eastAsia="맑은 고딕"/>
           <w:b w:val="0"/>
           <w:sz w:val="21"/>
         </w:rPr>
-        <w:t>'천상의 목소리'라는 찬사가 가장 잘 어울리는 그리스 출신의 세계적인 디바, 나나 무스쿠리(Nana Mouskouri)의 1969년 명반 《Passport》는 그녀의 음악적 정점을 보여주는 상징적인 음반입니다. 앨범 타이틀인 '패스포트(여권)'가 암시하듯, 이 음반은 언어와 국경의 장벽을 넘어 전 세계 음악 팬들의 마음을 사로잡은 그녀의 스페셜한 음악적 통행증과도 같았습니다. 성악으로 다져진 탄탄한 기본기와 유럽 전통 정서를 바탕으로, 영미권 팝 시장에서도 비평적·상업적으로 거대한 성공을 거두며 그녀를 명실상부한 글로벌 아티스트의 반열에 올려놓았습니다.</w:t>
+        <w:t>Passport</w:t>
       </w:r>
     </w:p>
     <w:p>
       <w:pPr>
-        <w:spacing w:line="312" w:lineRule="auto" w:after="120"/>
+        <w:spacing w:line="324" w:lineRule="auto" w:after="80"/>
       </w:pPr>
+      <w:r>
+        <w:rPr w:rFonts="맑은 고딕">
+          <w:rFonts w:ascii="맑은 고딕" w:hAnsi="맑은 고딕" w:eastAsia="맑은 고딕"/>
+          <w:b w:val="0"/>
+          <w:color w:val="6B7280"/>
+          <w:sz w:val="21"/>
+        </w:rPr>
+        <w:t xml:space="preserve">· </w:t>
+      </w:r>
+      <w:r>
+        <w:rPr w:rFonts="맑은 고딕">
+          <w:rFonts w:ascii="맑은 고딕" w:hAnsi="맑은 고딕" w:eastAsia="맑은 고딕"/>
+          <w:b/>
+          <w:color w:val="1F2937"/>
+          <w:sz w:val="21"/>
+        </w:rPr>
+        <w:t xml:space="preserve">아티스트: </w:t>
+      </w:r>
       <w:r>
         <w:rPr w:rFonts="맑은 고딕">
           <w:rFonts w:ascii="맑은 고딕" w:hAnsi="맑은 고딕" w:eastAsia="맑은 고딕"/>
           <w:b w:val="0"/>
           <w:sz w:val="21"/>
         </w:rPr>
-        <w:t>이 음반에서 단연 돋보이는 것은 나나 무스쿠리 특유의 투명하고 맑은 소프라노 음색입니다. 절제된 감정 표현 속에서도 깊은 울림을 전하는 그녀의 가창은 클래식의 고풍스러운 품격과 포크 팝의 친근함을 완벽하게 결합해 냅니다. 섬세한 어쿠스틱 기타 리프와 우아한 스트링 오케스트레이션, 그리고 고즈넉한 목관 악기들의 편곡은 그녀의 목소리를 더욱 돋보이게 하는 완벽한 배경이 되어주며, 음반 전체에 걸쳐 따스하고 평온한 휴식의 시간을 선사합니다.</w:t>
+        <w:t>Nana Mouskouri (나나 무스쿠리)</w:t>
       </w:r>
     </w:p>
     <w:p>
       <w:pPr>
-        <w:spacing w:line="312" w:lineRule="auto" w:after="120"/>
+        <w:spacing w:line="324" w:lineRule="auto" w:after="80"/>
       </w:pPr>
+      <w:r>
+        <w:rPr w:rFonts="맑은 고딕">
+          <w:rFonts w:ascii="맑은 고딕" w:hAnsi="맑은 고딕" w:eastAsia="맑은 고딕"/>
+          <w:b w:val="0"/>
+          <w:color w:val="6B7280"/>
+          <w:sz w:val="21"/>
+        </w:rPr>
+        <w:t xml:space="preserve">· </w:t>
+      </w:r>
+      <w:r>
+        <w:rPr w:rFonts="맑은 고딕">
+          <w:rFonts w:ascii="맑은 고딕" w:hAnsi="맑은 고딕" w:eastAsia="맑은 고딕"/>
+          <w:b/>
+          <w:color w:val="1F2937"/>
+          <w:sz w:val="21"/>
+        </w:rPr>
+        <w:t xml:space="preserve">발매 정보: </w:t>
+      </w:r>
       <w:r>
         <w:rPr w:rFonts="맑은 고딕">
           <w:rFonts w:ascii="맑은 고딕" w:hAnsi="맑은 고딕" w:eastAsia="맑은 고딕"/>
           <w:b w:val="0"/>
           <w:sz w:val="21"/>
         </w:rPr>
-        <w:t>수록곡 하나하나가 영원한 클래식으로 손꼽힙니다. 피터 폴 앤 메리(Peter, Paul and Mary)의 곡을 단아하게 재해석한 〈Day Is Done〉과 서정적인 멜로디가 일품인 〈Over And Over〉는 앨범의 포근한 포문을 열어줍니다. 또한 뮤지컬 명곡을 그녀만의 따뜻한 감성으로 불러낸 〈Try To Remember〉와 영국의 전통 요새 민요인 〈Scarborough Fair〉는 깊은 명상적 울림을 전합니다. 여기에 그녀의 대표곡인 프랑스 고전 가곡 〈Plaisir d'Amour〉와 출세작 〈The White Rose of Athens〉가 더해져 앨범의 음악적 완성도를 정점으로 끌어올립니다.</w:t>
+        <w:t>1976년 필립스(Philips) 레이블을 통해 전 세계에 공개된 본작은, 나나 무스쿠리가 영미 팝 음악 시장의 최정상에서 글로벌 디바로서의 독보적 위상을 확고히 각인시킨 대표적인 명반입니다.</w:t>
       </w:r>
     </w:p>
     <w:p>
       <w:pPr>
-        <w:spacing w:line="312" w:lineRule="auto" w:after="120"/>
+        <w:spacing w:line="324" w:lineRule="auto" w:after="80"/>
       </w:pPr>
+      <w:r>
+        <w:rPr w:rFonts="맑은 고딕">
+          <w:rFonts w:ascii="맑은 고딕" w:hAnsi="맑은 고딕" w:eastAsia="맑은 고딕"/>
+          <w:b w:val="0"/>
+          <w:color w:val="6B7280"/>
+          <w:sz w:val="21"/>
+        </w:rPr>
+        <w:t xml:space="preserve">· </w:t>
+      </w:r>
+      <w:r>
+        <w:rPr w:rFonts="맑은 고딕">
+          <w:rFonts w:ascii="맑은 고딕" w:hAnsi="맑은 고딕" w:eastAsia="맑은 고딕"/>
+          <w:b/>
+          <w:color w:val="1F2937"/>
+          <w:sz w:val="21"/>
+        </w:rPr>
+        <w:t xml:space="preserve">LP 인기도(판매량): </w:t>
+      </w:r>
       <w:r>
         <w:rPr w:rFonts="맑은 고딕">
           <w:rFonts w:ascii="맑은 고딕" w:hAnsi="맑은 고딕" w:eastAsia="맑은 고딕"/>
           <w:b w:val="0"/>
           <w:sz w:val="21"/>
         </w:rPr>
-        <w:t>LP 레코드라는 아날로그 매체를 통해 감상하는 《Passport》는 성악적 울림의 깊이와 세밀한 숨소리까지 온전히 살려내어 특유의 온기와 공간감을 더해줍니다. 과장되지 않은 순수한 보컬의 아름다움과 정갈한 연주가 만들어내는 심상적인 풍경은, 시대가 흘러도 변치 않는 고전의 가치를 다시금 증명합니다. 지친 일상 속에서 마음의 평온과 우아한 위로를 얻고자 하는 감상자에게 이 LP는 최고의 선택이 될 것입니다.</w:t>
+        <w:t>발매 직후 영국 앨범 차트 3위까지 오르며 장기간 차트에 머물렀고, 전 유럽 및 영연방 국가에서 골드 및 플래티넘 인증을 획득하며 상업적으로도 눈부신 성공을 거두었습니다.</w:t>
+      </w:r>
+    </w:p>
+    <w:p>
+      <w:pPr>
+        <w:spacing w:line="324" w:lineRule="auto" w:after="80"/>
+      </w:pPr>
+      <w:r>
+        <w:rPr w:rFonts="맑은 고딕">
+          <w:rFonts w:ascii="맑은 고딕" w:hAnsi="맑은 고딕" w:eastAsia="맑은 고딕"/>
+          <w:b w:val="0"/>
+          <w:color w:val="6B7280"/>
+          <w:sz w:val="21"/>
+        </w:rPr>
+        <w:t xml:space="preserve">· </w:t>
+      </w:r>
+      <w:r>
+        <w:rPr w:rFonts="맑은 고딕">
+          <w:rFonts w:ascii="맑은 고딕" w:hAnsi="맑은 고딕" w:eastAsia="맑은 고딕"/>
+          <w:b/>
+          <w:color w:val="1F2937"/>
+          <w:sz w:val="21"/>
+        </w:rPr>
+        <w:t xml:space="preserve">각종 수상경력: </w:t>
+      </w:r>
+      <w:r>
+        <w:rPr w:rFonts="맑은 고딕">
+          <w:rFonts w:ascii="맑은 고딕" w:hAnsi="맑은 고딕" w:eastAsia="맑은 고딕"/>
+          <w:b w:val="0"/>
+          <w:sz w:val="21"/>
+        </w:rPr>
+        <w:t>유럽 각국 음악 협회 및 음반 산업계로부터 다수의 골드 디스크를 수상하였으며, 월드뮤직과 대중음악의 경계를 허문 세기의 크로스오버 명작으로 평단의 찬사를 받았습니다.</w:t>
+      </w:r>
+    </w:p>
+    <w:p>
+      <w:pPr>
+        <w:spacing w:line="324" w:lineRule="auto" w:before="200" w:after="80"/>
+      </w:pPr>
+      <w:r>
+        <w:rPr w:rFonts="맑은 고딕">
+          <w:rFonts w:ascii="맑은 고딕" w:hAnsi="맑은 고딕" w:eastAsia="맑은 고딕"/>
+          <w:b/>
+          <w:color w:val="1E3A8A"/>
+          <w:sz w:val="24"/>
+        </w:rPr>
+        <w:t>2. 아티스트 정보</w:t>
+      </w:r>
+    </w:p>
+    <w:p>
+      <w:pPr>
+        <w:spacing w:line="324" w:lineRule="auto" w:after="80"/>
+      </w:pPr>
+      <w:r>
+        <w:rPr w:rFonts="맑은 고딕">
+          <w:rFonts w:ascii="맑은 고딕" w:hAnsi="맑은 고딕" w:eastAsia="맑은 고딕"/>
+          <w:b w:val="0"/>
+          <w:color w:val="6B7280"/>
+          <w:sz w:val="21"/>
+        </w:rPr>
+        <w:t xml:space="preserve">· </w:t>
+      </w:r>
+      <w:r>
+        <w:rPr w:rFonts="맑은 고딕">
+          <w:rFonts w:ascii="맑은 고딕" w:hAnsi="맑은 고딕" w:eastAsia="맑은 고딕"/>
+          <w:b/>
+          <w:color w:val="1F2937"/>
+          <w:sz w:val="21"/>
+        </w:rPr>
+        <w:t xml:space="preserve">국적: </w:t>
+      </w:r>
+      <w:r>
+        <w:rPr w:rFonts="맑은 고딕">
+          <w:rFonts w:ascii="맑은 고딕" w:hAnsi="맑은 고딕" w:eastAsia="맑은 고딕"/>
+          <w:b w:val="0"/>
+          <w:sz w:val="21"/>
+        </w:rPr>
+        <w:t>그리스 (Greece)</w:t>
+      </w:r>
+    </w:p>
+    <w:p>
+      <w:pPr>
+        <w:spacing w:line="324" w:lineRule="auto" w:after="80"/>
+      </w:pPr>
+      <w:r>
+        <w:rPr w:rFonts="맑은 고딕">
+          <w:rFonts w:ascii="맑은 고딕" w:hAnsi="맑은 고딕" w:eastAsia="맑은 고딕"/>
+          <w:b w:val="0"/>
+          <w:color w:val="6B7280"/>
+          <w:sz w:val="21"/>
+        </w:rPr>
+        <w:t xml:space="preserve">· </w:t>
+      </w:r>
+      <w:r>
+        <w:rPr w:rFonts="맑은 고딕">
+          <w:rFonts w:ascii="맑은 고딕" w:hAnsi="맑은 고딕" w:eastAsia="맑은 고딕"/>
+          <w:b/>
+          <w:color w:val="1F2937"/>
+          <w:sz w:val="21"/>
+        </w:rPr>
+        <w:t xml:space="preserve">생몰년도: </w:t>
+      </w:r>
+      <w:r>
+        <w:rPr w:rFonts="맑은 고딕">
+          <w:rFonts w:ascii="맑은 고딕" w:hAnsi="맑은 고딕" w:eastAsia="맑은 고딕"/>
+          <w:b w:val="0"/>
+          <w:sz w:val="21"/>
+        </w:rPr>
+        <w:t>1934년 10월 13일 ~ 현재</w:t>
+      </w:r>
+    </w:p>
+    <w:p>
+      <w:pPr>
+        <w:spacing w:line="324" w:lineRule="auto" w:after="80"/>
+      </w:pPr>
+      <w:r>
+        <w:rPr w:rFonts="맑은 고딕">
+          <w:rFonts w:ascii="맑은 고딕" w:hAnsi="맑은 고딕" w:eastAsia="맑은 고딕"/>
+          <w:b w:val="0"/>
+          <w:color w:val="6B7280"/>
+          <w:sz w:val="21"/>
+        </w:rPr>
+        <w:t xml:space="preserve">· </w:t>
+      </w:r>
+      <w:r>
+        <w:rPr w:rFonts="맑은 고딕">
+          <w:rFonts w:ascii="맑은 고딕" w:hAnsi="맑은 고딕" w:eastAsia="맑은 고딕"/>
+          <w:b/>
+          <w:color w:val="1F2937"/>
+          <w:sz w:val="21"/>
+        </w:rPr>
+        <w:t xml:space="preserve">그룹 소속: </w:t>
+      </w:r>
+      <w:r>
+        <w:rPr w:rFonts="맑은 고딕">
+          <w:rFonts w:ascii="맑은 고딕" w:hAnsi="맑은 고딕" w:eastAsia="맑은 고딕"/>
+          <w:b w:val="0"/>
+          <w:sz w:val="21"/>
+        </w:rPr>
+        <w:t>솔로 (Solo)</w:t>
+      </w:r>
+    </w:p>
+    <w:p>
+      <w:pPr>
+        <w:spacing w:line="324" w:lineRule="auto" w:after="80"/>
+      </w:pPr>
+      <w:r>
+        <w:rPr w:rFonts="맑은 고딕">
+          <w:rFonts w:ascii="맑은 고딕" w:hAnsi="맑은 고딕" w:eastAsia="맑은 고딕"/>
+          <w:b w:val="0"/>
+          <w:color w:val="6B7280"/>
+          <w:sz w:val="21"/>
+        </w:rPr>
+        <w:t xml:space="preserve">· </w:t>
+      </w:r>
+      <w:r>
+        <w:rPr w:rFonts="맑은 고딕">
+          <w:rFonts w:ascii="맑은 고딕" w:hAnsi="맑은 고딕" w:eastAsia="맑은 고딕"/>
+          <w:b/>
+          <w:color w:val="1F2937"/>
+          <w:sz w:val="21"/>
+        </w:rPr>
+        <w:t xml:space="preserve">아티스트 소개: </w:t>
+      </w:r>
+      <w:r>
+        <w:rPr w:rFonts="맑은 고딕">
+          <w:rFonts w:ascii="맑은 고딕" w:hAnsi="맑은 고딕" w:eastAsia="맑은 고딕"/>
+          <w:b w:val="0"/>
+          <w:sz w:val="21"/>
+        </w:rPr>
+        <w:t>특유의 지적인 뿔테 안경과 정갈한 흑발, 그리고 천상의 순도를 자랑하는 맑고 청아한 메조소프라노 음색으로 반세기를 풍미한 세계적인 보컬리스트입니다. 수백 장의 앨범과 수억 장의 판매고를 기록하며 다양한 언어로 사랑과 평화를 노래해 온, 음악사에서 가장 위대한 문화적 가교(Bridge) 중 한 사람으로 추앙받고 있습니다.</w:t>
+      </w:r>
+    </w:p>
+    <w:p>
+      <w:pPr>
+        <w:spacing w:line="324" w:lineRule="auto" w:before="200" w:after="80"/>
+      </w:pPr>
+      <w:r>
+        <w:rPr w:rFonts="맑은 고딕">
+          <w:rFonts w:ascii="맑은 고딕" w:hAnsi="맑은 고딕" w:eastAsia="맑은 고딕"/>
+          <w:b/>
+          <w:color w:val="1E3A8A"/>
+          <w:sz w:val="24"/>
+        </w:rPr>
+        <w:t>3. 음반 상세 분석</w:t>
+      </w:r>
+    </w:p>
+    <w:p>
+      <w:pPr>
+        <w:spacing w:line="324" w:lineRule="auto" w:after="80"/>
+      </w:pPr>
+      <w:r>
+        <w:rPr w:rFonts="맑은 고딕">
+          <w:rFonts w:ascii="맑은 고딕" w:hAnsi="맑은 고딕" w:eastAsia="맑은 고딕"/>
+          <w:b w:val="0"/>
+          <w:color w:val="6B7280"/>
+          <w:sz w:val="21"/>
+        </w:rPr>
+        <w:t xml:space="preserve">· </w:t>
+      </w:r>
+      <w:r>
+        <w:rPr w:rFonts="맑은 고딕">
+          <w:rFonts w:ascii="맑은 고딕" w:hAnsi="맑은 고딕" w:eastAsia="맑은 고딕"/>
+          <w:b/>
+          <w:color w:val="1F2937"/>
+          <w:sz w:val="21"/>
+        </w:rPr>
+        <w:t xml:space="preserve">역사적 위치: </w:t>
+      </w:r>
+      <w:r>
+        <w:rPr w:rFonts="맑은 고딕">
+          <w:rFonts w:ascii="맑은 고딕" w:hAnsi="맑은 고딕" w:eastAsia="맑은 고딕"/>
+          <w:b w:val="0"/>
+          <w:sz w:val="21"/>
+        </w:rPr>
+        <w:t>1970년대 중반 만개하던 이지 리스닝 및 팝 보컬의 황금기 속에서, 결코 통속성에 매몰되지 않고 정통 클래식의 단아함과 예술 가곡의 품격을 대중적 언어로 치환해 낸 독보적인 완성도를 보여줍니다.</w:t>
+      </w:r>
+    </w:p>
+    <w:p>
+      <w:pPr>
+        <w:spacing w:line="324" w:lineRule="auto" w:after="80"/>
+      </w:pPr>
+      <w:r>
+        <w:rPr w:rFonts="맑은 고딕">
+          <w:rFonts w:ascii="맑은 고딕" w:hAnsi="맑은 고딕" w:eastAsia="맑은 고딕"/>
+          <w:b w:val="0"/>
+          <w:color w:val="6B7280"/>
+          <w:sz w:val="21"/>
+        </w:rPr>
+        <w:t xml:space="preserve">· </w:t>
+      </w:r>
+      <w:r>
+        <w:rPr w:rFonts="맑은 고딕">
+          <w:rFonts w:ascii="맑은 고딕" w:hAnsi="맑은 고딕" w:eastAsia="맑은 고딕"/>
+          <w:b/>
+          <w:color w:val="1F2937"/>
+          <w:sz w:val="21"/>
+        </w:rPr>
+        <w:t xml:space="preserve">시대의 흔적(스토리텔링): </w:t>
+      </w:r>
+      <w:r>
+        <w:rPr w:rFonts="맑은 고딕">
+          <w:rFonts w:ascii="맑은 고딕" w:hAnsi="맑은 고딕" w:eastAsia="맑은 고딕"/>
+          <w:b w:val="0"/>
+          <w:sz w:val="21"/>
+        </w:rPr>
+        <w:t>이념적 대립과 격변의 시기였던 1970년대, 앨범의 표제처럼 자유롭게 국경을 넘나드는 '음악적 여권'이 되어 전 세계 청춘들의 마음속 불안을 잠재우고 따스한 연대와 노스탤지어를 선물한 치유의 기록입니다.</w:t>
+      </w:r>
+    </w:p>
+    <w:p>
+      <w:pPr>
+        <w:spacing w:line="324" w:lineRule="auto" w:before="200" w:after="80"/>
+      </w:pPr>
+      <w:r>
+        <w:rPr w:rFonts="맑은 고딕">
+          <w:rFonts w:ascii="맑은 고딕" w:hAnsi="맑은 고딕" w:eastAsia="맑은 고딕"/>
+          <w:b/>
+          <w:color w:val="1E3A8A"/>
+          <w:sz w:val="24"/>
+        </w:rPr>
+        <w:t>4. 주요 수록곡 및 감상 제언</w:t>
+      </w:r>
+    </w:p>
+    <w:p>
+      <w:pPr>
+        <w:spacing w:line="324" w:lineRule="auto" w:after="80"/>
+      </w:pPr>
+      <w:r>
+        <w:rPr w:rFonts="맑은 고딕">
+          <w:rFonts w:ascii="맑은 고딕" w:hAnsi="맑은 고딕" w:eastAsia="맑은 고딕"/>
+          <w:b w:val="0"/>
+          <w:color w:val="6B7280"/>
+          <w:sz w:val="21"/>
+        </w:rPr>
+        <w:t xml:space="preserve">· </w:t>
+      </w:r>
+      <w:r>
+        <w:rPr w:rFonts="맑은 고딕">
+          <w:rFonts w:ascii="맑은 고딕" w:hAnsi="맑은 고딕" w:eastAsia="맑은 고딕"/>
+          <w:b/>
+          <w:color w:val="1F2937"/>
+          <w:sz w:val="21"/>
+        </w:rPr>
+        <w:t xml:space="preserve">주요 수록곡 특징: </w:t>
+      </w:r>
+      <w:r>
+        <w:rPr w:rFonts="맑은 고딕">
+          <w:rFonts w:ascii="맑은 고딕" w:hAnsi="맑은 고딕" w:eastAsia="맑은 고딕"/>
+          <w:b w:val="0"/>
+          <w:sz w:val="21"/>
+        </w:rPr>
+        <w:t>엘비스 프레슬리의 고전을 성스러운 가곡처럼 맑고 정결하게 빚어낸 'Love Me Tender', 재즈 명곡에 그녀 특유의 유려한 클래시컬 프레이징을 입힌 'Take Five', 그리고 절제된 슬픔과 숭고한 희망을 속삭이는 'Never Let Go of Your Hand' 등 전 곡에 걸쳐 격조 높은 서정미가 유려하게 흐릅니다.</w:t>
+      </w:r>
+    </w:p>
+    <w:p>
+      <w:pPr>
+        <w:spacing w:line="324" w:lineRule="auto" w:after="80"/>
+      </w:pPr>
+      <w:r>
+        <w:rPr w:rFonts="맑은 고딕">
+          <w:rFonts w:ascii="맑은 고딕" w:hAnsi="맑은 고딕" w:eastAsia="맑은 고딕"/>
+          <w:b w:val="0"/>
+          <w:color w:val="6B7280"/>
+          <w:sz w:val="21"/>
+        </w:rPr>
+        <w:t xml:space="preserve">· </w:t>
+      </w:r>
+      <w:r>
+        <w:rPr w:rFonts="맑은 고딕">
+          <w:rFonts w:ascii="맑은 고딕" w:hAnsi="맑은 고딕" w:eastAsia="맑은 고딕"/>
+          <w:b/>
+          <w:color w:val="1F2937"/>
+          <w:sz w:val="21"/>
+        </w:rPr>
+        <w:t xml:space="preserve">빈티지 감상 제언: </w:t>
+      </w:r>
+      <w:r>
+        <w:rPr w:rFonts="맑은 고딕">
+          <w:rFonts w:ascii="맑은 고딕" w:hAnsi="맑은 고딕" w:eastAsia="맑은 고딕"/>
+          <w:b w:val="0"/>
+          <w:sz w:val="21"/>
+        </w:rPr>
+        <w:t>LP의 정교한 소리골을 타고 흐르는 나나 무스쿠리의 목소리는 따스한 진공관 앰프와 정밀한 턴테이블 시스템을 거칠 때 그 배음의 청명함이 경이롭게 살아납니다. 보컬의 숨결 하나, 섬세한 비브라토 끝자락까지 아날로그 특유의 온기 어린 질감으로 공간을 가득 채우며 깊은 몰입감을 선사합니다.</w:t>
+      </w:r>
+    </w:p>
+    <w:p>
+      <w:pPr>
+        <w:spacing w:line="324" w:lineRule="auto" w:after="80"/>
+      </w:pPr>
+      <w:r>
+        <w:rPr w:rFonts="맑은 고딕">
+          <w:rFonts w:ascii="맑은 고딕" w:hAnsi="맑은 고딕" w:eastAsia="맑은 고딕"/>
+          <w:b w:val="0"/>
+          <w:color w:val="6B7280"/>
+          <w:sz w:val="21"/>
+        </w:rPr>
+        <w:t xml:space="preserve">· </w:t>
+      </w:r>
+      <w:r>
+        <w:rPr w:rFonts="맑은 고딕">
+          <w:rFonts w:ascii="맑은 고딕" w:hAnsi="맑은 고딕" w:eastAsia="맑은 고딕"/>
+          <w:b/>
+          <w:color w:val="1F2937"/>
+          <w:sz w:val="21"/>
+        </w:rPr>
+        <w:t xml:space="preserve">소장 가치: </w:t>
+      </w:r>
+      <w:r>
+        <w:rPr w:rFonts="맑은 고딕">
+          <w:rFonts w:ascii="맑은 고딕" w:hAnsi="맑은 고딕" w:eastAsia="맑은 고딕"/>
+          <w:b w:val="0"/>
+          <w:sz w:val="21"/>
+        </w:rPr>
+        <w:t>필립스 오리지널 프레싱 특유의 깊이 있고 자연스러운 음향 공간감과 나나 무스쿠리의 보컬 전성기 기량이 온전히 박제된 음반으로, 아날로그 오디오파일과 빈티지 컬렉터라면 결코 놓칠 수 없는 영원한 명반입니다.</w:t>
+      </w:r>
+    </w:p>
+    <w:p>
+      <w:pPr>
+        <w:spacing w:line="324" w:lineRule="auto" w:after="120" w:before="160"/>
+      </w:pPr>
+      <w:r>
+        <w:rPr w:rFonts="맑은 고딕">
+          <w:rFonts w:ascii="맑은 고딕" w:hAnsi="맑은 고딕" w:eastAsia="맑은 고딕"/>
+          <w:b/>
+          <w:color w:val="4338CA"/>
+          <w:sz w:val="21"/>
+        </w:rPr>
+        <w:t>이 음반을 통해 아날로그 선율이 전해주는 감동을 다시 한번 경험해 보시는 것은 어떨까요?</w:t>
       </w:r>
     </w:p>
     <w:sectPr>
       <w:pgSz w:w="12240" w:h="15840"/>
-      <w:pgMar w:top="1440" w:right="1440" w:bottom="1440" w:left="1440" w:header="720" w:footer="720" w:gutter="0"/>
+      <w:pgMar w:top="1152" w:right="1296" w:bottom="1152" w:left="1296" w:header="720" w:footer="720" w:gutter="0"/>
       <w:cols w:space="720"/>
       <w:docGrid w:linePitch="360"/>
     </w:sectPr>

--- a/word_reports/LP_0251_위치_721_Nana Mouskouri_Passport.docx
+++ b/word_reports/LP_0251_위치_721_Nana Mouskouri_Passport.docx
@@ -32,7 +32,7 @@
     </w:p>
     <w:p>
       <w:pPr>
-        <w:spacing w:line="324" w:lineRule="auto" w:before="80" w:after="160"/>
+        <w:spacing w:line="324" w:lineRule="auto" w:before="80" w:after="120"/>
       </w:pPr>
       <w:r>
         <w:rPr w:rFonts="맑은 고딕">
@@ -42,13 +42,6 @@
           <w:sz w:val="22"/>
         </w:rPr>
         <w:t xml:space="preserve">[음반 소개] </w:t>
-      </w:r>
-      <w:r>
-        <w:rPr w:rFonts="맑은 고딕">
-          <w:rFonts w:ascii="맑은 고딕" w:hAnsi="맑은 고딕" w:eastAsia="맑은 고딕"/>
-          <w:b w:val="0"/>
-          <w:sz w:val="21"/>
-        </w:rPr>
       </w:r>
     </w:p>
     <w:p>
@@ -61,7 +54,33 @@
           <w:b w:val="0"/>
           <w:sz w:val="21"/>
         </w:rPr>
-        <w:t>지중해의 맑고 깊은 푸른빛을 닮은 청아한 음색으로 인류의 보편적 영혼을 위로해 온 나나 무스쿠리의 음악적 정수가 고스란히 담긴 명반입니다. 1976년에 발표된 본작 『Passport』는 국경과 언어의 장벽을 초월하여 음악이라는 가장 숭고한 공용어로 전 세계 애호가들의 심금을 울렸습니다. 클래식의 엄격한 기품과 서정 팝의 친근함이 가장 완벽한 균형을 이루며, 그녀의 수정처럼 맑은 목소리가 빚어내는 아득하고도 찬란한 시간의 기록을 증명합니다.</w:t>
+        <w:t>에게해의 푸른 물결과 올리브 나무 숲을 스쳐 온 듯 티 없이 맑고 순수한 음색의 주인공, 나나 무스쿠리(Nana Mouskouri)의 1976년 명반 『Passport』는 국경과 언어, 그리고 장르의 장벽을 허물고 인류의 보편적 영혼을 어루만진 하나의 위대한 음악적 여정입니다. 클래식 성악으로 다져진 완벽한 발성과 지중해 특유의 서정적 우수, 그리고 샹송과 영미 팝을 아우르는 유연한 음악적 스펙트럼이 집대성된 이 음반은, 제목 그대로 전 세계 음악 애호가들의 마음속으로 자유로이 들어갈 수 있는 영혼의 '여권(Passport)'이 되어 주었습니다.</w:t>
+      </w:r>
+    </w:p>
+    <w:p>
+      <w:pPr>
+        <w:spacing w:line="324" w:lineRule="auto" w:after="120"/>
+      </w:pPr>
+      <w:r>
+        <w:rPr w:rFonts="맑은 고딕">
+          <w:rFonts w:ascii="맑은 고딕" w:hAnsi="맑은 고딕" w:eastAsia="맑은 고딕"/>
+          <w:b w:val="0"/>
+          <w:sz w:val="21"/>
+        </w:rPr>
+        <w:t>1970년대 중반, 록과 디스코의 거센 열풍 속에서도 나나 무스쿠리가 전하는 단아하고 정갈한 멜로디는 전 유럽과 영미권을 단숨에 매료시켰습니다. 화려한 전자음 대신 어쿠스틱 악기의 따뜻한 숨결과 절제된 오케스트레이션을 배경으로, 그녀는 슬픔을 강요하지 않는 온화한 슬픔, 환희를 과장하지 않는 깊은 평온을 노래합니다. 이는 상업적 유행에 타협하지 않고 오직 인간 본연의 고결한 감성을 울리고자 했던 그녀의 예술적 철학이 가장 찬란하게 빛을 발한 순간이었습니다.</w:t>
+      </w:r>
+    </w:p>
+    <w:p>
+      <w:pPr>
+        <w:spacing w:line="324" w:lineRule="auto" w:after="120"/>
+      </w:pPr>
+      <w:r>
+        <w:rPr w:rFonts="맑은 고딕">
+          <w:rFonts w:ascii="맑은 고딕" w:hAnsi="맑은 고딕" w:eastAsia="맑은 고딕"/>
+          <w:b w:val="0"/>
+          <w:sz w:val="21"/>
+        </w:rPr>
+        <w:t>세월이 반세기를 향해 흘러간 지금도 이 앨범에 새겨진 그루브 속 목소리는 결코 낡거나 바래지 않았습니다. 짙은 뿔테 안경 너머로 지적이고 우아한 미소를 짓던 그녀의 자태처럼, 음반에 담긴 곡들은 각박한 현대 사회를 살아가는 우리에게 무구한 순수의 시대로 돌아가는 회귀의 공간을 마련해 줍니다. 턴테이블 위에 바늘을 올리는 순간 피어오르는 청아한 음성은 지친 일상에 깊고 아늑한 치유의 그늘을 드리우며, 불멸의 서정미가 무엇인지를 묵직하고도 우아하게 증명해 보입니다.</w:t>
       </w:r>
     </w:p>
     <w:p>
@@ -168,7 +187,7 @@
           <w:b w:val="0"/>
           <w:sz w:val="21"/>
         </w:rPr>
-        <w:t>1976년 필립스(Philips) 레이블을 통해 전 세계에 공개된 본작은, 나나 무스쿠리가 영미 팝 음악 시장의 최정상에서 글로벌 디바로서의 독보적 위상을 확고히 각인시킨 대표적인 명반입니다.</w:t>
+        <w:t>1976년 명문 레이블 필립스(Philips)를 통해 전 세계에 발매된 대표적인 인터내셔널 스튜디오/컴필레이션 앨범으로, 영미 팝 시장과 유럽 전역을 사로잡으며 그녀의 글로벌한 음악적 위상을 확고히 한 명반입니다.</w:t>
       </w:r>
     </w:p>
     <w:p>
@@ -199,7 +218,7 @@
           <w:b w:val="0"/>
           <w:sz w:val="21"/>
         </w:rPr>
-        <w:t>발매 직후 영국 앨범 차트 3위까지 오르며 장기간 차트에 머물렀고, 전 유럽 및 영연방 국가에서 골드 및 플래티넘 인증을 획득하며 상업적으로도 눈부신 성공을 거두었습니다.</w:t>
+        <w:t>발매 직후 영국 앨범 차트(UK Albums Chart) 3위에 오르고 30주 이상 차트에 머무는 기염을 토했으며, 영국 BPI 골드 및 플래티넘 인증을 비롯해 전 세계적으로 수백만 장 이상의 경이적인 판매고를 기록했습니다.</w:t>
       </w:r>
     </w:p>
     <w:p>
@@ -230,7 +249,7 @@
           <w:b w:val="0"/>
           <w:sz w:val="21"/>
         </w:rPr>
-        <w:t>유럽 각국 음악 협회 및 음반 산업계로부터 다수의 골드 디스크를 수상하였으며, 월드뮤직과 대중음악의 경계를 허문 세기의 크로스오버 명작으로 평단의 찬사를 받았습니다.</w:t>
+        <w:t>유럽 각국의 골드 및 플래티넘 레코드 수여, 프랑스 최고 권위의 디스크 그랑프리(Grand Prix du Disque) 수상에 빛나는 그녀의 음악적 정점을 보여주며 세계 대중음악사에 굵직한 족적을 남겼습니다.</w:t>
       </w:r>
     </w:p>
     <w:p>
@@ -368,7 +387,7 @@
           <w:b w:val="0"/>
           <w:sz w:val="21"/>
         </w:rPr>
-        <w:t>특유의 지적인 뿔테 안경과 정갈한 흑발, 그리고 천상의 순도를 자랑하는 맑고 청아한 메조소프라노 음색으로 반세기를 풍미한 세계적인 보컬리스트입니다. 수백 장의 앨범과 수억 장의 판매고를 기록하며 다양한 언어로 사랑과 평화를 노래해 온, 음악사에서 가장 위대한 문화적 가교(Bridge) 중 한 사람으로 추앙받고 있습니다.</w:t>
+        <w:t>특유의 짙은 뿔테 안경과 우아한 흑발, 그리고 천상의 옥구슬을 굴리는 듯한 청아한 미성으로 20세기 후반 세계 음악계를 매혹한 전설적인 보컬리스트입니다. 클래식 성악을 전공한 탄탄한 기본기를 바탕으로 포크, 샹송, 팝, 재즈를 유려하게 넘나들었으며, 15개 이상의 언어로 노래하며 전 세계 누적 3억 장 이상의 음반 판매고를 기록한 '살아있는 대중음악의 성녀'로 추앙받고 있습니다.</w:t>
       </w:r>
     </w:p>
     <w:p>
@@ -413,7 +432,7 @@
           <w:b w:val="0"/>
           <w:sz w:val="21"/>
         </w:rPr>
-        <w:t>1970년대 중반 만개하던 이지 리스닝 및 팝 보컬의 황금기 속에서, 결코 통속성에 매몰되지 않고 정통 클래식의 단아함과 예술 가곡의 품격을 대중적 언어로 치환해 낸 독보적인 완성도를 보여줍니다.</w:t>
+        <w:t>월드 뮤직과 영미 팝, 클래시컬 크로스오버의 완벽한 융합을 이루어낸 기념비적 걸작입니다. 자극적인 록 사운드와 디스코 리듬이 주류를 이루던 1970년대 중반, 어쿠스틱한 온기와 숭고할 만큼 정갈한 보컬 프로덕션만으로 영미권 주류 차트 최상위권을 장악하며 보컬 아트의 영원불멸성을 증명한 팝 역사의 중요한 이정표입니다.</w:t>
       </w:r>
     </w:p>
     <w:p>
@@ -444,7 +463,7 @@
           <w:b w:val="0"/>
           <w:sz w:val="21"/>
         </w:rPr>
-        <w:t>이념적 대립과 격변의 시기였던 1970년대, 앨범의 표제처럼 자유롭게 국경을 넘나드는 '음악적 여권'이 되어 전 세계 청춘들의 마음속 불안을 잠재우고 따스한 연대와 노스탤지어를 선물한 치유의 기록입니다.</w:t>
+        <w:t>냉전의 긴장과 사회적 격변 속에서 방황하던 1970년대의 대중에게 이 음반은 국경 없는 평화와 화해의 상징이었습니다. 당시 라디오 전파를 타고 흘러나오던 나나 무스쿠리의 투명한 목소리는 다방과 음악 감상실, 그리고 청춘들의 좁은 방 한구석을 따뜻한 서정으로 채워주었으며, 이국적인 낭만과 삶에 대한 온화한 위로를 건네던 당대 문화의 잊지 못할 사운드트랙이었습니다.</w:t>
       </w:r>
     </w:p>
     <w:p>
@@ -489,7 +508,99 @@
           <w:b w:val="0"/>
           <w:sz w:val="21"/>
         </w:rPr>
-        <w:t>엘비스 프레슬리의 고전을 성스러운 가곡처럼 맑고 정결하게 빚어낸 'Love Me Tender', 재즈 명곡에 그녀 특유의 유려한 클래시컬 프레이징을 입힌 'Take Five', 그리고 절제된 슬픔과 숭고한 희망을 속삭이는 'Never Let Go of Your Hand' 등 전 곡에 걸쳐 격조 높은 서정미가 유려하게 흐릅니다.</w:t>
+      </w:r>
+    </w:p>
+    <w:p>
+      <w:pPr>
+        <w:spacing w:line="324" w:lineRule="auto" w:after="80"/>
+      </w:pPr>
+      <w:r>
+        <w:rPr w:rFonts="맑은 고딕">
+          <w:rFonts w:ascii="맑은 고딕" w:hAnsi="맑은 고딕" w:eastAsia="맑은 고딕"/>
+          <w:b w:val="0"/>
+          <w:color w:val="6B7280"/>
+          <w:sz w:val="21"/>
+        </w:rPr>
+        <w:t xml:space="preserve">· </w:t>
+      </w:r>
+      <w:r>
+        <w:rPr w:rFonts="맑은 고딕">
+          <w:rFonts w:ascii="맑은 고딕" w:hAnsi="맑은 고딕" w:eastAsia="맑은 고딕"/>
+          <w:b/>
+          <w:color w:val="1F2937"/>
+          <w:sz w:val="21"/>
+        </w:rPr>
+        <w:t xml:space="preserve">"The White Rose of Athens": </w:t>
+      </w:r>
+      <w:r>
+        <w:rPr w:rFonts="맑은 고딕">
+          <w:rFonts w:ascii="맑은 고딕" w:hAnsi="맑은 고딕" w:eastAsia="맑은 고딕"/>
+          <w:b w:val="0"/>
+          <w:sz w:val="21"/>
+        </w:rPr>
+        <w:t>나나 무스쿠리의 존재를 전 세계에 알린 불멸의 대표곡으로, 에게해의 햇살과도 같은 청명함 속에 은은한 애상이 스며 있는 궁극의 서정미를 선사합니다.</w:t>
+      </w:r>
+    </w:p>
+    <w:p>
+      <w:pPr>
+        <w:spacing w:line="324" w:lineRule="auto" w:after="80"/>
+      </w:pPr>
+      <w:r>
+        <w:rPr w:rFonts="맑은 고딕">
+          <w:rFonts w:ascii="맑은 고딕" w:hAnsi="맑은 고딕" w:eastAsia="맑은 고딕"/>
+          <w:b w:val="0"/>
+          <w:color w:val="6B7280"/>
+          <w:sz w:val="21"/>
+        </w:rPr>
+        <w:t xml:space="preserve">· </w:t>
+      </w:r>
+      <w:r>
+        <w:rPr w:rFonts="맑은 고딕">
+          <w:rFonts w:ascii="맑은 고딕" w:hAnsi="맑은 고딕" w:eastAsia="맑은 고딕"/>
+          <w:b/>
+          <w:color w:val="1F2937"/>
+          <w:sz w:val="21"/>
+        </w:rPr>
+        <w:t xml:space="preserve">"Day is Done": </w:t>
+      </w:r>
+      <w:r>
+        <w:rPr w:rFonts="맑은 고딕">
+          <w:rFonts w:ascii="맑은 고딕" w:hAnsi="맑은 고딕" w:eastAsia="맑은 고딕"/>
+          <w:b w:val="0"/>
+          <w:sz w:val="21"/>
+        </w:rPr>
+        <w:t>피터, 폴 앤 메리의 원곡을 특유의 모성적 따스함과 청아한 성악적 울림으로 재해석하여 마음 깊은 곳까지 평온한 안식을 안겨줍니다.</w:t>
+      </w:r>
+    </w:p>
+    <w:p>
+      <w:pPr>
+        <w:spacing w:line="324" w:lineRule="auto" w:after="80"/>
+      </w:pPr>
+      <w:r>
+        <w:rPr w:rFonts="맑은 고딕">
+          <w:rFonts w:ascii="맑은 고딕" w:hAnsi="맑은 고딕" w:eastAsia="맑은 고딕"/>
+          <w:b w:val="0"/>
+          <w:color w:val="6B7280"/>
+          <w:sz w:val="21"/>
+        </w:rPr>
+        <w:t xml:space="preserve">· </w:t>
+      </w:r>
+      <w:r>
+        <w:rPr w:rFonts="맑은 고딕">
+          <w:rFonts w:ascii="맑은 고딕" w:hAnsi="맑은 고딕" w:eastAsia="맑은 고딕"/>
+          <w:b/>
+          <w:color w:val="1F2937"/>
+          <w:sz w:val="21"/>
+        </w:rPr>
+        <w:t xml:space="preserve">"Bridge Over Troubled Water": </w:t>
+      </w:r>
+      <w:r>
+        <w:rPr w:rFonts="맑은 고딕">
+          <w:rFonts w:ascii="맑은 고딕" w:hAnsi="맑은 고딕" w:eastAsia="맑은 고딕"/>
+          <w:b w:val="0"/>
+          <w:sz w:val="21"/>
+        </w:rPr>
+        <w:t>사이먼 앤 가펑클의 명곡을 그녀만의 품격 있는 절제미와 드라마틱한 감정선으로 승화시켜 듣는 이로 하여금 경건한 감동을 자아내게 합니다.</w:t>
       </w:r>
     </w:p>
     <w:p>
@@ -520,7 +631,7 @@
           <w:b w:val="0"/>
           <w:sz w:val="21"/>
         </w:rPr>
-        <w:t>LP의 정교한 소리골을 타고 흐르는 나나 무스쿠리의 목소리는 따스한 진공관 앰프와 정밀한 턴테이블 시스템을 거칠 때 그 배음의 청명함이 경이롭게 살아납니다. 보컬의 숨결 하나, 섬세한 비브라토 끝자락까지 아날로그 특유의 온기 어린 질감으로 공간을 가득 채우며 깊은 몰입감을 선사합니다.</w:t>
+        <w:t>필립스 레이블 특유의 자연스럽고 광대역한 아날로그 사운드가 극대화된 음반입니다. 진공관 앰프의 온화한 배음과 턴테이블 카트리지가 긁어내는 섬세한 질감이 어우러질 때, 나나 무스쿠리의 숨소리와 비단결 같은 고음역이 허공에 눈부시게 피어납니다. 저녁 무렵 부드러운 간접 조명 아래에서 차 한 잔을 곁들이며 감상할 때 바이닐 특유의 아날로그적 정취가 극대화됩니다.</w:t>
       </w:r>
     </w:p>
     <w:p>
@@ -551,7 +662,7 @@
           <w:b w:val="0"/>
           <w:sz w:val="21"/>
         </w:rPr>
-        <w:t>필립스 오리지널 프레싱 특유의 깊이 있고 자연스러운 음향 공간감과 나나 무스쿠리의 보컬 전성기 기량이 온전히 박제된 음반으로, 아날로그 오디오파일과 빈티지 컬렉터라면 결코 놓칠 수 없는 영원한 명반입니다.</w:t>
+        <w:t>'세계에서 가장 아름다운 목소리'로 칭송받는 나나 무스쿠리의 최전성기 예술혼이 가장 친근하고 우아한 선곡으로 압축된 음반입니다. 오리지널 아날로그 LP로 접하는 풍성한 음향적 질감과 당대의 정취를 온전히 간직한 재킷은 정통 팝과 포크, 크로스오버를 사랑하는 바이닐 컬렉터라면 반드시 서가 한편에 갖추어야 할 불후의 명반입니다.</w:t>
       </w:r>
     </w:p>
     <w:p>
@@ -565,7 +676,7 @@
           <w:color w:val="4338CA"/>
           <w:sz w:val="21"/>
         </w:rPr>
-        <w:t>이 음반을 통해 아날로그 선율이 전해주는 감동을 다시 한번 경험해 보시는 것은 어떨까요?</w:t>
+        <w:t>이 음반을 통해 지중해의 푸른 바람처럼 영혼을 어루만지며 따스한 서정의 여권을 건네주는 나나 무스쿠리의 목소리가 전해주는 감동을 다시 한번 경험해 보시는 것은 어떨까요?</w:t>
       </w:r>
     </w:p>
     <w:sectPr>
